--- a/public/dave-keller-resume.docx
+++ b/public/dave-keller-resume.docx
@@ -140,7 +140,7 @@
               </w:rPr>
               <w:t xml:space="preserve">Portfolio: </w:t>
             </w:r>
-            <w:hyperlink w:history="1" r:id="rIdorz-hrhibk9wkhvhh8lcf">
+            <w:hyperlink w:history="1" r:id="rIdk7sjshm66myy5conhxzk6">
               <w:r>
                 <w:rPr>
                   <w:rFonts w:ascii="Arial" w:cs="Arial" w:eastAsia="Arial" w:hAnsi="Arial"/>
@@ -162,7 +162,7 @@
               </w:rPr>
               <w:t xml:space="preserve">  |  </w:t>
             </w:r>
-            <w:hyperlink w:history="1" r:id="rId7fd-tpz2hsrlgjegc3nnq">
+            <w:hyperlink w:history="1" r:id="rIdkit27uy1afqbayuwguje5">
               <w:r>
                 <w:rPr>
                   <w:rFonts w:ascii="Arial" w:cs="Arial" w:eastAsia="Arial" w:hAnsi="Arial"/>
@@ -189,7 +189,7 @@
               </w:rPr>
               <w:t xml:space="preserve">512.595.6213  |  </w:t>
             </w:r>
-            <w:hyperlink w:history="1" r:id="rIdwzvwh38hc7vjkoty859z8">
+            <w:hyperlink w:history="1" r:id="rIdd0cgjsi5gkouywnlnpmym">
               <w:r>
                 <w:rPr>
                   <w:rFonts w:ascii="Arial" w:cs="Arial" w:eastAsia="Arial" w:hAnsi="Arial"/>
@@ -972,7 +972,7 @@
                 <w:sz w:val="21"/>
                 <w:szCs w:val="21"/>
               </w:rPr>
-              <w:t xml:space="preserve">BnbFinder (now Savvy.com)</w:t>
+              <w:t xml:space="preserve">Savvy (was BnbFinder)</w:t>
             </w:r>
           </w:p>
         </w:tc>
